--- a/report_ko.docx
+++ b/report_ko.docx
@@ -3013,6 +3013,353 @@
           <w:szCs w:val="22"/>
         </w:rPr>
         <w:t xml:space="preserve">이것이 새로운 사례에서 본 예제의 핵심이다: 1단 증거도 식별 전략도 없이 서 있는 확신에 찬 역사적 “because”. 결론을 바꿀 증거: 날짜를 특정할 수 있는 결정들 주변의 연맹 위상 시계열과, 강대국 개입 수준의 대용변수(U)를 측정한다면, 뒷문 보정이나 페르시아 표결을 둘러싼 이중차분(difference-in-differences) 설계가 가능해진다 — 이 과목이 지향하는 정량 도구들이다.</w:t>
+      </w:r>
+    </w:p>
+    <w:p>
+      <w:pPr>
+        <w:pStyle w:val="Heading2"/>
+        <w:spacing w:after="80" w:before="180"/>
+      </w:pPr>
+      <w:r>
+        <w:rPr>
+          <w:rFonts w:ascii="Malgun Gothic" w:cs="Malgun Gothic" w:eastAsia="Malgun Gothic" w:hAnsi="Malgun Gothic"/>
+          <w:b/>
+          <w:bCs/>
+          <w:sz w:val="24"/>
+          <w:szCs w:val="24"/>
+        </w:rPr>
+        <w:t xml:space="preserve">정량 점검: 교란요인이 숫자에 무엇을 하는가</w:t>
+      </w:r>
+    </w:p>
+    <w:p>
+      <w:pPr>
+        <w:spacing w:after="80" w:line="288"/>
+      </w:pPr>
+      <w:r>
+        <w:rPr>
+          <w:rFonts w:ascii="Malgun Gothic" w:cs="Malgun Gothic" w:eastAsia="Malgun Gothic" w:hAnsi="Malgun Gothic"/>
+          <w:sz w:val="22"/>
+          <w:szCs w:val="22"/>
+        </w:rPr>
+        <w:t xml:space="preserve">기사에는 측정값이 없어 실제 효과를 추정할 수는 없지만, 뒷문 기준을 숫자로 보일 수는 있다. confounding_demo.py는 Step 5의 DAG를 따르는 20만 건의 가상 데이터를 생성하되 T → O의 실제 효과를 0으로 심는다(T ← U → O만 존재). U를 무시하는 — 언론이 하는 바로 그 — 분석가는 큰 가짜 연관을 얻고, U를 보정하는 분석가는 진실을 회복한다.</w:t>
+      </w:r>
+    </w:p>
+    <w:tbl>
+      <w:tblPr>
+        <w:tblW w:type="dxa" w:w="9360"/>
+        <w:tblBorders>
+          <w:top w:val="single" w:color="auto" w:sz="4"/>
+          <w:left w:val="single" w:color="auto" w:sz="4"/>
+          <w:bottom w:val="single" w:color="auto" w:sz="4"/>
+          <w:right w:val="single" w:color="auto" w:sz="4"/>
+          <w:insideH w:val="single" w:color="auto" w:sz="4"/>
+          <w:insideV w:val="single" w:color="auto" w:sz="4"/>
+        </w:tblBorders>
+      </w:tblPr>
+      <w:tblGrid>
+        <w:gridCol w:w="5760"/>
+        <w:gridCol w:w="3600"/>
+      </w:tblGrid>
+      <w:tr>
+        <w:tc>
+          <w:tcPr>
+            <w:tcW w:type="dxa" w:w="5760"/>
+            <w:tcBorders>
+              <w:top w:val="single" w:color="CCCCCC" w:sz="1"/>
+              <w:left w:val="single" w:color="CCCCCC" w:sz="1"/>
+              <w:bottom w:val="single" w:color="CCCCCC" w:sz="1"/>
+              <w:right w:val="single" w:color="CCCCCC" w:sz="1"/>
+            </w:tcBorders>
+            <w:shd w:fill="D5E8F0" w:val="clear"/>
+            <w:tcMar>
+              <w:top w:type="dxa" w:w="60"/>
+              <w:left w:type="dxa" w:w="110"/>
+              <w:bottom w:type="dxa" w:w="60"/>
+              <w:right w:type="dxa" w:w="110"/>
+            </w:tcMar>
+          </w:tcPr>
+          <w:p>
+            <w:pPr>
+              <w:spacing w:after="0" w:line="264"/>
+            </w:pPr>
+            <w:r>
+              <w:rPr>
+                <w:rFonts w:ascii="Malgun Gothic" w:cs="Malgun Gothic" w:eastAsia="Malgun Gothic" w:hAnsi="Malgun Gothic"/>
+                <w:b/>
+                <w:bCs/>
+                <w:i w:val="false"/>
+                <w:iCs w:val="false"/>
+                <w:sz w:val="19"/>
+                <w:szCs w:val="19"/>
+              </w:rPr>
+              <w:t xml:space="preserve">값</w:t>
+            </w:r>
+          </w:p>
+        </w:tc>
+        <w:tc>
+          <w:tcPr>
+            <w:tcW w:type="dxa" w:w="3600"/>
+            <w:tcBorders>
+              <w:top w:val="single" w:color="CCCCCC" w:sz="1"/>
+              <w:left w:val="single" w:color="CCCCCC" w:sz="1"/>
+              <w:bottom w:val="single" w:color="CCCCCC" w:sz="1"/>
+              <w:right w:val="single" w:color="CCCCCC" w:sz="1"/>
+            </w:tcBorders>
+            <w:shd w:fill="D5E8F0" w:val="clear"/>
+            <w:tcMar>
+              <w:top w:type="dxa" w:w="60"/>
+              <w:left w:type="dxa" w:w="110"/>
+              <w:bottom w:type="dxa" w:w="60"/>
+              <w:right w:type="dxa" w:w="110"/>
+            </w:tcMar>
+          </w:tcPr>
+          <w:p>
+            <w:pPr>
+              <w:spacing w:after="0" w:line="264"/>
+            </w:pPr>
+            <w:r>
+              <w:rPr>
+                <w:rFonts w:ascii="Malgun Gothic" w:cs="Malgun Gothic" w:eastAsia="Malgun Gothic" w:hAnsi="Malgun Gothic"/>
+                <w:b/>
+                <w:bCs/>
+                <w:i w:val="false"/>
+                <w:iCs w:val="false"/>
+                <w:sz w:val="19"/>
+                <w:szCs w:val="19"/>
+              </w:rPr>
+              <w:t xml:space="preserve">위험차 E[O|T=1]−E[O|T=0]</w:t>
+            </w:r>
+          </w:p>
+        </w:tc>
+      </w:tr>
+      <w:tr>
+        <w:tc>
+          <w:tcPr>
+            <w:tcW w:type="dxa" w:w="5760"/>
+            <w:tcBorders>
+              <w:top w:val="single" w:color="CCCCCC" w:sz="1"/>
+              <w:left w:val="single" w:color="CCCCCC" w:sz="1"/>
+              <w:bottom w:val="single" w:color="CCCCCC" w:sz="1"/>
+              <w:right w:val="single" w:color="CCCCCC" w:sz="1"/>
+            </w:tcBorders>
+            <w:shd w:fill="FFFFFF" w:val="clear"/>
+            <w:tcMar>
+              <w:top w:type="dxa" w:w="60"/>
+              <w:left w:type="dxa" w:w="110"/>
+              <w:bottom w:type="dxa" w:w="60"/>
+              <w:right w:type="dxa" w:w="110"/>
+            </w:tcMar>
+          </w:tcPr>
+          <w:p>
+            <w:pPr>
+              <w:spacing w:after="0" w:line="264"/>
+            </w:pPr>
+            <w:r>
+              <w:rPr>
+                <w:rFonts w:ascii="Malgun Gothic" w:cs="Malgun Gothic" w:eastAsia="Malgun Gothic" w:hAnsi="Malgun Gothic"/>
+                <w:b w:val="false"/>
+                <w:bCs w:val="false"/>
+                <w:i w:val="false"/>
+                <w:iCs w:val="false"/>
+                <w:sz w:val="19"/>
+                <w:szCs w:val="19"/>
+              </w:rPr>
+              <w:t xml:space="preserve">데이터에 심은 실제 효과</w:t>
+            </w:r>
+          </w:p>
+        </w:tc>
+        <w:tc>
+          <w:tcPr>
+            <w:tcW w:type="dxa" w:w="3600"/>
+            <w:tcBorders>
+              <w:top w:val="single" w:color="CCCCCC" w:sz="1"/>
+              <w:left w:val="single" w:color="CCCCCC" w:sz="1"/>
+              <w:bottom w:val="single" w:color="CCCCCC" w:sz="1"/>
+              <w:right w:val="single" w:color="CCCCCC" w:sz="1"/>
+            </w:tcBorders>
+            <w:shd w:fill="FFFFFF" w:val="clear"/>
+            <w:tcMar>
+              <w:top w:type="dxa" w:w="60"/>
+              <w:left w:type="dxa" w:w="110"/>
+              <w:bottom w:type="dxa" w:w="60"/>
+              <w:right w:type="dxa" w:w="110"/>
+            </w:tcMar>
+          </w:tcPr>
+          <w:p>
+            <w:pPr>
+              <w:spacing w:after="0" w:line="264"/>
+            </w:pPr>
+            <w:r>
+              <w:rPr>
+                <w:rFonts w:ascii="Malgun Gothic" w:cs="Malgun Gothic" w:eastAsia="Malgun Gothic" w:hAnsi="Malgun Gothic"/>
+                <w:b w:val="false"/>
+                <w:bCs w:val="false"/>
+                <w:i w:val="false"/>
+                <w:iCs w:val="false"/>
+                <w:sz w:val="19"/>
+                <w:szCs w:val="19"/>
+              </w:rPr>
+              <w:t xml:space="preserve">0.00</w:t>
+            </w:r>
+          </w:p>
+        </w:tc>
+      </w:tr>
+      <w:tr>
+        <w:tc>
+          <w:tcPr>
+            <w:tcW w:type="dxa" w:w="5760"/>
+            <w:tcBorders>
+              <w:top w:val="single" w:color="CCCCCC" w:sz="1"/>
+              <w:left w:val="single" w:color="CCCCCC" w:sz="1"/>
+              <w:bottom w:val="single" w:color="CCCCCC" w:sz="1"/>
+              <w:right w:val="single" w:color="CCCCCC" w:sz="1"/>
+            </w:tcBorders>
+            <w:shd w:fill="FFFFFF" w:val="clear"/>
+            <w:tcMar>
+              <w:top w:type="dxa" w:w="60"/>
+              <w:left w:type="dxa" w:w="110"/>
+              <w:bottom w:type="dxa" w:w="60"/>
+              <w:right w:type="dxa" w:w="110"/>
+            </w:tcMar>
+          </w:tcPr>
+          <w:p>
+            <w:pPr>
+              <w:spacing w:after="0" w:line="264"/>
+            </w:pPr>
+            <w:r>
+              <w:rPr>
+                <w:rFonts w:ascii="Malgun Gothic" w:cs="Malgun Gothic" w:eastAsia="Malgun Gothic" w:hAnsi="Malgun Gothic"/>
+                <w:b w:val="false"/>
+                <w:bCs w:val="false"/>
+                <w:i w:val="false"/>
+                <w:iCs w:val="false"/>
+                <w:sz w:val="19"/>
+                <w:szCs w:val="19"/>
+              </w:rPr>
+              <w:t xml:space="preserve">보정 안 한 추정(U 무시) — 기사가 함의하는 값</w:t>
+            </w:r>
+          </w:p>
+        </w:tc>
+        <w:tc>
+          <w:tcPr>
+            <w:tcW w:type="dxa" w:w="3600"/>
+            <w:tcBorders>
+              <w:top w:val="single" w:color="CCCCCC" w:sz="1"/>
+              <w:left w:val="single" w:color="CCCCCC" w:sz="1"/>
+              <w:bottom w:val="single" w:color="CCCCCC" w:sz="1"/>
+              <w:right w:val="single" w:color="CCCCCC" w:sz="1"/>
+            </w:tcBorders>
+            <w:shd w:fill="FFFFFF" w:val="clear"/>
+            <w:tcMar>
+              <w:top w:type="dxa" w:w="60"/>
+              <w:left w:type="dxa" w:w="110"/>
+              <w:bottom w:type="dxa" w:w="60"/>
+              <w:right w:type="dxa" w:w="110"/>
+            </w:tcMar>
+          </w:tcPr>
+          <w:p>
+            <w:pPr>
+              <w:spacing w:after="0" w:line="264"/>
+            </w:pPr>
+            <w:r>
+              <w:rPr>
+                <w:rFonts w:ascii="Malgun Gothic" w:cs="Malgun Gothic" w:eastAsia="Malgun Gothic" w:hAnsi="Malgun Gothic"/>
+                <w:b/>
+                <w:bCs/>
+                <w:i w:val="false"/>
+                <w:iCs w:val="false"/>
+                <w:sz w:val="19"/>
+                <w:szCs w:val="19"/>
+              </w:rPr>
+              <w:t xml:space="preserve">+0.49  (가짜)</w:t>
+            </w:r>
+          </w:p>
+        </w:tc>
+      </w:tr>
+      <w:tr>
+        <w:tc>
+          <w:tcPr>
+            <w:tcW w:type="dxa" w:w="5760"/>
+            <w:tcBorders>
+              <w:top w:val="single" w:color="CCCCCC" w:sz="1"/>
+              <w:left w:val="single" w:color="CCCCCC" w:sz="1"/>
+              <w:bottom w:val="single" w:color="CCCCCC" w:sz="1"/>
+              <w:right w:val="single" w:color="CCCCCC" w:sz="1"/>
+            </w:tcBorders>
+            <w:shd w:fill="FFFFFF" w:val="clear"/>
+            <w:tcMar>
+              <w:top w:type="dxa" w:w="60"/>
+              <w:left w:type="dxa" w:w="110"/>
+              <w:bottom w:type="dxa" w:w="60"/>
+              <w:right w:type="dxa" w:w="110"/>
+            </w:tcMar>
+          </w:tcPr>
+          <w:p>
+            <w:pPr>
+              <w:spacing w:after="0" w:line="264"/>
+            </w:pPr>
+            <w:r>
+              <w:rPr>
+                <w:rFonts w:ascii="Malgun Gothic" w:cs="Malgun Gothic" w:eastAsia="Malgun Gothic" w:hAnsi="Malgun Gothic"/>
+                <w:b w:val="false"/>
+                <w:bCs w:val="false"/>
+                <w:i w:val="false"/>
+                <w:iCs w:val="false"/>
+                <w:sz w:val="19"/>
+                <w:szCs w:val="19"/>
+              </w:rPr>
+              <w:t xml:space="preserve">U로 뒷문 보정(올바름)</w:t>
+            </w:r>
+          </w:p>
+        </w:tc>
+        <w:tc>
+          <w:tcPr>
+            <w:tcW w:type="dxa" w:w="3600"/>
+            <w:tcBorders>
+              <w:top w:val="single" w:color="CCCCCC" w:sz="1"/>
+              <w:left w:val="single" w:color="CCCCCC" w:sz="1"/>
+              <w:bottom w:val="single" w:color="CCCCCC" w:sz="1"/>
+              <w:right w:val="single" w:color="CCCCCC" w:sz="1"/>
+            </w:tcBorders>
+            <w:shd w:fill="FFFFFF" w:val="clear"/>
+            <w:tcMar>
+              <w:top w:type="dxa" w:w="60"/>
+              <w:left w:type="dxa" w:w="110"/>
+              <w:bottom w:type="dxa" w:w="60"/>
+              <w:right w:type="dxa" w:w="110"/>
+            </w:tcMar>
+          </w:tcPr>
+          <w:p>
+            <w:pPr>
+              <w:spacing w:after="0" w:line="264"/>
+            </w:pPr>
+            <w:r>
+              <w:rPr>
+                <w:rFonts w:ascii="Malgun Gothic" w:cs="Malgun Gothic" w:eastAsia="Malgun Gothic" w:hAnsi="Malgun Gothic"/>
+                <w:b/>
+                <w:bCs/>
+                <w:i w:val="false"/>
+                <w:iCs w:val="false"/>
+                <w:sz w:val="19"/>
+                <w:szCs w:val="19"/>
+              </w:rPr>
+              <w:t xml:space="preserve">−0.00  (진실 회복)</w:t>
+            </w:r>
+          </w:p>
+        </w:tc>
+      </w:tr>
+    </w:tbl>
+    <w:p>
+      <w:pPr>
+        <w:spacing w:after="120" w:line="288"/>
+      </w:pPr>
+      <w:r>
+        <w:rPr>
+          <w:rFonts w:ascii="Malgun Gothic" w:cs="Malgun Gothic" w:eastAsia="Malgun Gothic" w:hAnsi="Malgun Gothic"/>
+          <w:sz w:val="22"/>
+          <w:szCs w:val="22"/>
+        </w:rPr>
+        <w:t xml:space="preserve">이 +0.49 “효과”는 전부 교란 편향이다. 이는 실제 크기에 대한 주장이 아니라 합성 예시일 뿐이다 — 핵심은, 언론의 확신에 찬 상관이 기사가 결코 측정하지 않은 변수(U)의 산물일 수 있다는 것이며, 바로 그래서 주장된 효과는 식별되지 않는다.</w:t>
       </w:r>
     </w:p>
     <w:p>
